--- a/open_mahjong_web/client/public/rulebooks/yixing-rulebook.docx
+++ b/open_mahjong_web/client/public/rulebooks/yixing-rulebook.docx
@@ -15,6 +15,241 @@
           <w:lang w:val="zh-CN"/>
         </w:rPr>
       </w:pPr>
+      <w:r>
+        <w:rPr>
+          <w:rFonts w:ascii="黑体" w:hAnsi="黑体" w:eastAsia="黑体" w:cs="黑体"/>
+          <w:color w:val="333333"/>
+          <w:kern w:val="1"/>
+          <w:sz w:val="22"/>
+          <w:szCs w:val="22"/>
+          <w:lang w:val="zh-CN"/>
+        </w:rPr>
+        <w:t>宜兴麻将总共使用144张麻将牌，其中包含万条筒各36张，东南西北中发白各4张，花牌春、夏、秋、冬、梅、兰、竹、菊各一张。</w:t>
+      </w:r>
+      <w:r>
+        <w:rPr>
+          <w:rFonts w:ascii="黑体" w:hAnsi="黑体" w:eastAsia="黑体" w:cs="黑体"/>
+          <w:kern w:val="1"/>
+          <w:sz w:val="22"/>
+          <w:szCs w:val="22"/>
+          <w:lang w:val="zh-CN"/>
+        </w:rPr>
+        <w:t>基本术语</w:t>
+      </w:r>
+    </w:p>
+    <w:p>
+      <w:pPr>
+        <w:spacing w:line="360" w:lineRule="atLeast"/>
+        <w:ind w:firstLine="30"/>
+        <w:jc w:val="left"/>
+        <w:rPr>
+          <w:rFonts w:ascii="黑体" w:hAnsi="黑体" w:eastAsia="黑体" w:cs="黑体"/>
+          <w:color w:val="333333"/>
+          <w:kern w:val="1"/>
+          <w:sz w:val="22"/>
+          <w:szCs w:val="22"/>
+          <w:lang w:val="zh-CN"/>
+        </w:rPr>
+      </w:pPr>
+      <w:r>
+        <w:rPr>
+          <w:rFonts w:hint="eastAsia" w:ascii="黑体" w:hAnsi="黑体" w:eastAsia="黑体" w:cs="黑体"/>
+          <w:color w:val="000000"/>
+          <w:kern w:val="1"/>
+          <w:sz w:val="22"/>
+          <w:szCs w:val="22"/>
+          <w:lang w:val="zh-CN"/>
+        </w:rPr>
+        <w:t>花牌</w:t>
+      </w:r>
+      <w:r>
+        <w:rPr>
+          <w:rFonts w:ascii="黑体" w:hAnsi="黑体" w:eastAsia="黑体" w:cs="黑体"/>
+          <w:color w:val="333333"/>
+          <w:kern w:val="1"/>
+          <w:sz w:val="22"/>
+          <w:szCs w:val="22"/>
+          <w:lang w:val="zh-CN"/>
+        </w:rPr>
+        <w:t>：春、夏、秋、冬、梅、兰、竹、菊，</w:t>
+      </w:r>
+      <w:r>
+        <w:rPr>
+          <w:rFonts w:hint="eastAsia" w:ascii="黑体" w:hAnsi="黑体" w:eastAsia="黑体" w:cs="黑体"/>
+          <w:color w:val="333333"/>
+          <w:kern w:val="1"/>
+          <w:sz w:val="22"/>
+          <w:szCs w:val="22"/>
+          <w:lang w:val="zh-CN"/>
+        </w:rPr>
+        <w:t>抓到花牌必须补牌</w:t>
+      </w:r>
+      <w:r>
+        <w:rPr>
+          <w:rFonts w:ascii="黑体" w:hAnsi="黑体" w:eastAsia="黑体" w:cs="黑体"/>
+          <w:color w:val="333333"/>
+          <w:kern w:val="1"/>
+          <w:sz w:val="22"/>
+          <w:szCs w:val="22"/>
+          <w:lang w:val="zh-CN"/>
+        </w:rPr>
+        <w:t>，</w:t>
+      </w:r>
+      <w:r>
+        <w:rPr>
+          <w:rFonts w:hint="eastAsia" w:ascii="黑体" w:hAnsi="黑体" w:eastAsia="黑体" w:cs="黑体"/>
+          <w:color w:val="333333"/>
+          <w:kern w:val="1"/>
+          <w:sz w:val="22"/>
+          <w:szCs w:val="22"/>
+          <w:lang w:val="zh-CN"/>
+        </w:rPr>
+        <w:t>花牌补牌</w:t>
+      </w:r>
+      <w:r>
+        <w:rPr>
+          <w:rFonts w:ascii="黑体" w:hAnsi="黑体" w:eastAsia="黑体" w:cs="黑体"/>
+          <w:color w:val="333333"/>
+          <w:kern w:val="1"/>
+          <w:sz w:val="22"/>
+          <w:szCs w:val="22"/>
+          <w:lang w:val="zh-CN"/>
+        </w:rPr>
+        <w:t>不算杠开，胡牌时每张</w:t>
+      </w:r>
+      <w:r>
+        <w:rPr>
+          <w:rFonts w:hint="eastAsia" w:ascii="黑体" w:hAnsi="黑体" w:eastAsia="黑体" w:cs="黑体"/>
+          <w:color w:val="333333"/>
+          <w:kern w:val="1"/>
+          <w:sz w:val="22"/>
+          <w:szCs w:val="22"/>
+          <w:lang w:val="zh-CN"/>
+        </w:rPr>
+        <w:t>花牌</w:t>
+      </w:r>
+      <w:r>
+        <w:rPr>
+          <w:rFonts w:ascii="黑体" w:hAnsi="黑体" w:eastAsia="黑体" w:cs="黑体"/>
+          <w:color w:val="333333"/>
+          <w:kern w:val="1"/>
+          <w:sz w:val="22"/>
+          <w:szCs w:val="22"/>
+          <w:lang w:val="zh-CN"/>
+        </w:rPr>
+        <w:t>计1花。</w:t>
+      </w:r>
+      <w:r>
+        <w:rPr>
+          <w:rFonts w:hint="eastAsia" w:ascii="黑体" w:hAnsi="黑体" w:eastAsia="黑体" w:cs="黑体"/>
+          <w:color w:val="333333"/>
+          <w:kern w:val="1"/>
+          <w:sz w:val="22"/>
+          <w:szCs w:val="22"/>
+          <w:lang w:val="zh-CN"/>
+        </w:rPr>
+        <w:t>补花和杠从牌山后摸</w:t>
+      </w:r>
+    </w:p>
+    <w:p>
+      <w:pPr>
+        <w:spacing w:line="360" w:lineRule="atLeast"/>
+        <w:ind w:firstLine="30"/>
+        <w:jc w:val="left"/>
+        <w:rPr>
+          <w:rFonts w:hint="default" w:ascii="黑体" w:hAnsi="黑体" w:eastAsia="黑体" w:cs="黑体"/>
+          <w:color w:val="333333"/>
+          <w:kern w:val="1"/>
+          <w:sz w:val="22"/>
+          <w:szCs w:val="22"/>
+          <w:lang w:val="en-US" w:eastAsia="zh-CN"/>
+        </w:rPr>
+      </w:pPr>
+      <w:r>
+        <w:rPr>
+          <w:rFonts w:ascii="黑体" w:hAnsi="黑体" w:eastAsia="黑体" w:cs="黑体"/>
+          <w:color w:val="333333"/>
+          <w:kern w:val="1"/>
+          <w:sz w:val="22"/>
+          <w:szCs w:val="22"/>
+          <w:lang w:val="zh-CN"/>
+        </w:rPr>
+        <w:t>杠：4张相同的牌可以开杠</w:t>
+      </w:r>
+      <w:r>
+        <w:rPr>
+          <w:rFonts w:hint="eastAsia" w:ascii="黑体" w:hAnsi="黑体" w:eastAsia="黑体" w:cs="黑体"/>
+          <w:color w:val="333333"/>
+          <w:kern w:val="1"/>
+          <w:sz w:val="22"/>
+          <w:szCs w:val="22"/>
+          <w:lang w:val="zh-CN"/>
+        </w:rPr>
+        <w:t>，</w:t>
+      </w:r>
+      <w:r>
+        <w:rPr>
+          <w:rFonts w:hint="eastAsia" w:ascii="黑体" w:hAnsi="黑体" w:eastAsia="黑体" w:cs="黑体"/>
+          <w:color w:val="333333"/>
+          <w:kern w:val="1"/>
+          <w:sz w:val="22"/>
+          <w:szCs w:val="22"/>
+          <w:lang w:val="en-US" w:eastAsia="zh-CN"/>
+        </w:rPr>
+        <w:t>暗杠需要亮明一张</w:t>
+      </w:r>
+    </w:p>
+    <w:p>
+      <w:pPr>
+        <w:spacing w:line="360" w:lineRule="atLeast"/>
+        <w:ind w:firstLine="30"/>
+        <w:jc w:val="left"/>
+        <w:rPr>
+          <w:rFonts w:ascii="黑体" w:hAnsi="黑体" w:eastAsia="黑体" w:cs="黑体"/>
+          <w:color w:val="333333"/>
+          <w:kern w:val="1"/>
+          <w:sz w:val="22"/>
+          <w:szCs w:val="22"/>
+          <w:lang w:val="zh-CN"/>
+        </w:rPr>
+      </w:pPr>
+      <w:r>
+        <w:rPr>
+          <w:rFonts w:ascii="黑体" w:hAnsi="黑体" w:eastAsia="黑体" w:cs="黑体"/>
+          <w:color w:val="333333"/>
+          <w:kern w:val="1"/>
+          <w:sz w:val="22"/>
+          <w:szCs w:val="22"/>
+          <w:lang w:val="zh-CN"/>
+        </w:rPr>
+        <w:t>放铳（冲）：自己手中的牌组合成胡牌格式，所需最后一张牌由他人弃出时即可胡牌，由放铳者一人独付。</w:t>
+      </w:r>
+    </w:p>
+    <w:p>
+      <w:pPr>
+        <w:spacing w:line="360" w:lineRule="atLeast"/>
+        <w:ind w:firstLine="30"/>
+        <w:jc w:val="left"/>
+        <w:rPr>
+          <w:rFonts w:ascii="黑体" w:hAnsi="黑体" w:eastAsia="黑体" w:cs="黑体"/>
+          <w:color w:val="333333"/>
+          <w:kern w:val="1"/>
+          <w:sz w:val="22"/>
+          <w:szCs w:val="22"/>
+          <w:lang w:val="zh-CN"/>
+        </w:rPr>
+      </w:pPr>
+      <w:r>
+        <w:rPr>
+          <w:rFonts w:ascii="黑体" w:hAnsi="黑体" w:eastAsia="黑体" w:cs="黑体"/>
+          <w:color w:val="333333"/>
+          <w:kern w:val="1"/>
+          <w:sz w:val="22"/>
+          <w:szCs w:val="22"/>
+          <w:lang w:val="zh-CN"/>
+        </w:rPr>
+        <w:t>自摸：自己抓来所需最后一张牌而胡牌，由其余三家付</w:t>
+      </w:r>
       <w:bookmarkStart w:id="0" w:name="_GoBack"/>
       <w:bookmarkEnd w:id="0"/>
       <w:r>
@@ -26,209 +261,7 @@
           <w:szCs w:val="22"/>
           <w:lang w:val="zh-CN"/>
         </w:rPr>
-        <w:t>宜兴麻将总共使用144张麻将牌，其中包含万条筒各36张，东南西北中发白各4张，花牌春、夏、秋、冬、梅、兰、竹、菊各一张。</w:t>
-      </w:r>
-      <w:r>
-        <w:rPr>
-          <w:rFonts w:ascii="黑体" w:hAnsi="黑体" w:eastAsia="黑体" w:cs="黑体"/>
-          <w:kern w:val="1"/>
-          <w:sz w:val="22"/>
-          <w:szCs w:val="22"/>
-          <w:lang w:val="zh-CN"/>
-        </w:rPr>
-        <w:t>基本术语</w:t>
-      </w:r>
-    </w:p>
-    <w:p>
-      <w:pPr>
-        <w:spacing w:line="360" w:lineRule="atLeast"/>
-        <w:ind w:firstLine="30"/>
-        <w:jc w:val="left"/>
-        <w:rPr>
-          <w:rFonts w:ascii="黑体" w:hAnsi="黑体" w:eastAsia="黑体" w:cs="黑体"/>
-          <w:color w:val="333333"/>
-          <w:kern w:val="1"/>
-          <w:sz w:val="22"/>
-          <w:szCs w:val="22"/>
-          <w:lang w:val="zh-CN"/>
-        </w:rPr>
-      </w:pPr>
-      <w:r>
-        <w:rPr>
-          <w:rFonts w:hint="eastAsia" w:ascii="黑体" w:hAnsi="黑体" w:eastAsia="黑体" w:cs="黑体"/>
-          <w:color w:val="000000"/>
-          <w:kern w:val="1"/>
-          <w:sz w:val="22"/>
-          <w:szCs w:val="22"/>
-          <w:lang w:val="zh-CN"/>
-        </w:rPr>
-        <w:t>花牌</w:t>
-      </w:r>
-      <w:r>
-        <w:rPr>
-          <w:rFonts w:ascii="黑体" w:hAnsi="黑体" w:eastAsia="黑体" w:cs="黑体"/>
-          <w:color w:val="333333"/>
-          <w:kern w:val="1"/>
-          <w:sz w:val="22"/>
-          <w:szCs w:val="22"/>
-          <w:lang w:val="zh-CN"/>
-        </w:rPr>
-        <w:t>：春、夏、秋、冬、梅、兰、竹、菊，</w:t>
-      </w:r>
-      <w:r>
-        <w:rPr>
-          <w:rFonts w:hint="eastAsia" w:ascii="黑体" w:hAnsi="黑体" w:eastAsia="黑体" w:cs="黑体"/>
-          <w:color w:val="333333"/>
-          <w:kern w:val="1"/>
-          <w:sz w:val="22"/>
-          <w:szCs w:val="22"/>
-          <w:lang w:val="zh-CN"/>
-        </w:rPr>
-        <w:t>抓到花牌必须补牌</w:t>
-      </w:r>
-      <w:r>
-        <w:rPr>
-          <w:rFonts w:ascii="黑体" w:hAnsi="黑体" w:eastAsia="黑体" w:cs="黑体"/>
-          <w:color w:val="333333"/>
-          <w:kern w:val="1"/>
-          <w:sz w:val="22"/>
-          <w:szCs w:val="22"/>
-          <w:lang w:val="zh-CN"/>
-        </w:rPr>
-        <w:t>，</w:t>
-      </w:r>
-      <w:r>
-        <w:rPr>
-          <w:rFonts w:hint="eastAsia" w:ascii="黑体" w:hAnsi="黑体" w:eastAsia="黑体" w:cs="黑体"/>
-          <w:color w:val="333333"/>
-          <w:kern w:val="1"/>
-          <w:sz w:val="22"/>
-          <w:szCs w:val="22"/>
-          <w:lang w:val="zh-CN"/>
-        </w:rPr>
-        <w:t>花牌补牌</w:t>
-      </w:r>
-      <w:r>
-        <w:rPr>
-          <w:rFonts w:ascii="黑体" w:hAnsi="黑体" w:eastAsia="黑体" w:cs="黑体"/>
-          <w:color w:val="333333"/>
-          <w:kern w:val="1"/>
-          <w:sz w:val="22"/>
-          <w:szCs w:val="22"/>
-          <w:lang w:val="zh-CN"/>
-        </w:rPr>
-        <w:t>不算杠开，胡牌时每张</w:t>
-      </w:r>
-      <w:r>
-        <w:rPr>
-          <w:rFonts w:hint="eastAsia" w:ascii="黑体" w:hAnsi="黑体" w:eastAsia="黑体" w:cs="黑体"/>
-          <w:color w:val="333333"/>
-          <w:kern w:val="1"/>
-          <w:sz w:val="22"/>
-          <w:szCs w:val="22"/>
-          <w:lang w:val="zh-CN"/>
-        </w:rPr>
-        <w:t>花牌</w:t>
-      </w:r>
-      <w:r>
-        <w:rPr>
-          <w:rFonts w:ascii="黑体" w:hAnsi="黑体" w:eastAsia="黑体" w:cs="黑体"/>
-          <w:color w:val="333333"/>
-          <w:kern w:val="1"/>
-          <w:sz w:val="22"/>
-          <w:szCs w:val="22"/>
-          <w:lang w:val="zh-CN"/>
-        </w:rPr>
-        <w:t>计1花。</w:t>
-      </w:r>
-      <w:r>
-        <w:rPr>
-          <w:rFonts w:hint="eastAsia" w:ascii="黑体" w:hAnsi="黑体" w:eastAsia="黑体" w:cs="黑体"/>
-          <w:color w:val="333333"/>
-          <w:kern w:val="1"/>
-          <w:sz w:val="22"/>
-          <w:szCs w:val="22"/>
-          <w:lang w:val="zh-CN"/>
-        </w:rPr>
-        <w:t>补花和杠从牌山后摸</w:t>
-      </w:r>
-    </w:p>
-    <w:p>
-      <w:pPr>
-        <w:spacing w:line="360" w:lineRule="atLeast"/>
-        <w:ind w:firstLine="30"/>
-        <w:jc w:val="left"/>
-        <w:rPr>
-          <w:rFonts w:ascii="黑体" w:hAnsi="黑体" w:eastAsia="黑体" w:cs="黑体"/>
-          <w:color w:val="333333"/>
-          <w:kern w:val="1"/>
-          <w:sz w:val="22"/>
-          <w:szCs w:val="22"/>
-          <w:lang w:val="zh-CN"/>
-        </w:rPr>
-      </w:pPr>
-      <w:r>
-        <w:rPr>
-          <w:rFonts w:ascii="黑体" w:hAnsi="黑体" w:eastAsia="黑体" w:cs="黑体"/>
-          <w:color w:val="333333"/>
-          <w:kern w:val="1"/>
-          <w:sz w:val="22"/>
-          <w:szCs w:val="22"/>
-          <w:lang w:val="zh-CN"/>
-        </w:rPr>
-        <w:t>杠：4张相同的牌可以开杠。</w:t>
-      </w:r>
-    </w:p>
-    <w:p>
-      <w:pPr>
-        <w:spacing w:line="360" w:lineRule="atLeast"/>
-        <w:ind w:firstLine="30"/>
-        <w:jc w:val="left"/>
-        <w:rPr>
-          <w:rFonts w:ascii="黑体" w:hAnsi="黑体" w:eastAsia="黑体" w:cs="黑体"/>
-          <w:color w:val="333333"/>
-          <w:kern w:val="1"/>
-          <w:sz w:val="22"/>
-          <w:szCs w:val="22"/>
-          <w:lang w:val="zh-CN"/>
-        </w:rPr>
-      </w:pPr>
-      <w:r>
-        <w:rPr>
-          <w:rFonts w:ascii="黑体" w:hAnsi="黑体" w:eastAsia="黑体" w:cs="黑体"/>
-          <w:color w:val="333333"/>
-          <w:kern w:val="1"/>
-          <w:sz w:val="22"/>
-          <w:szCs w:val="22"/>
-          <w:lang w:val="zh-CN"/>
-        </w:rPr>
-        <w:t>放铳（冲）：自己手中的牌组合成胡牌格式，所需最后一张牌由他人弃出时即可胡牌，由放铳者一人独付。</w:t>
-      </w:r>
-    </w:p>
-    <w:p>
-      <w:pPr>
-        <w:spacing w:line="360" w:lineRule="atLeast"/>
-        <w:ind w:firstLine="30"/>
-        <w:jc w:val="left"/>
-        <w:rPr>
-          <w:rFonts w:ascii="黑体" w:hAnsi="黑体" w:eastAsia="黑体" w:cs="黑体"/>
-          <w:color w:val="333333"/>
-          <w:kern w:val="1"/>
-          <w:sz w:val="22"/>
-          <w:szCs w:val="22"/>
-          <w:lang w:val="zh-CN"/>
-        </w:rPr>
-      </w:pPr>
-      <w:r>
-        <w:rPr>
-          <w:rFonts w:ascii="黑体" w:hAnsi="黑体" w:eastAsia="黑体" w:cs="黑体"/>
-          <w:color w:val="333333"/>
-          <w:kern w:val="1"/>
-          <w:sz w:val="22"/>
-          <w:szCs w:val="22"/>
-          <w:lang w:val="zh-CN"/>
-        </w:rPr>
-        <w:t>自摸：自己抓来所需最后一张牌而胡牌，由其余三家付。</w:t>
+        <w:t>。</w:t>
       </w:r>
     </w:p>
     <w:p>
@@ -2174,7 +2207,7 @@
       <w:jc w:val="both"/>
     </w:pPr>
     <w:rPr>
-      <w:rFonts w:eastAsia="宋体"/>
+      <w:rFonts w:ascii="Times New Roman" w:hAnsi="Times New Roman" w:eastAsia="宋体" w:cstheme="minorBidi"/>
       <w:color w:val="000000"/>
       <w:sz w:val="21"/>
       <w:lang w:val="en-US" w:eastAsia="zh-CN"/>
